--- a/LAB_AT_OOSD/LAB08/Word/BaoCao_LAB08_HoanChinh_CoGiaoDien.docx
+++ b/LAB_AT_OOSD/LAB08/Word/BaoCao_LAB08_HoanChinh_CoGiaoDien.docx
@@ -5025,7 +5025,7 @@
           </w:tcPr>
           <w:p>
             <w:pPr>
-              <w:spacing w:after="160" w:line="278" w:lineRule="auto"/>
+              <w:spacing w:before="240" w:after="160" w:line="360" w:lineRule="auto"/>
               <w:rPr>
                 <w:b/>
                 <w:bCs/>
@@ -5051,7 +5051,7 @@
           </w:tcPr>
           <w:p>
             <w:pPr>
-              <w:spacing w:after="160" w:line="278" w:lineRule="auto"/>
+              <w:spacing w:before="240" w:after="160" w:line="360" w:lineRule="auto"/>
               <w:rPr>
                 <w:b/>
                 <w:bCs/>
@@ -5079,7 +5079,7 @@
           </w:tcPr>
           <w:p>
             <w:pPr>
-              <w:spacing w:after="160" w:line="278" w:lineRule="auto"/>
+              <w:spacing w:before="240" w:after="160" w:line="360" w:lineRule="auto"/>
               <w:rPr>
                 <w:sz w:val="36"/>
                 <w:szCs w:val="32"/>
@@ -5101,7 +5101,7 @@
           </w:tcPr>
           <w:p>
             <w:pPr>
-              <w:spacing w:after="160" w:line="278" w:lineRule="auto"/>
+              <w:spacing w:before="240" w:after="160" w:line="360" w:lineRule="auto"/>
               <w:rPr>
                 <w:sz w:val="36"/>
                 <w:szCs w:val="32"/>
@@ -5125,7 +5125,7 @@
           </w:tcPr>
           <w:p>
             <w:pPr>
-              <w:spacing w:after="160" w:line="278" w:lineRule="auto"/>
+              <w:spacing w:before="240" w:after="160" w:line="360" w:lineRule="auto"/>
               <w:rPr>
                 <w:sz w:val="36"/>
                 <w:szCs w:val="32"/>
@@ -5147,7 +5147,7 @@
           </w:tcPr>
           <w:p>
             <w:pPr>
-              <w:spacing w:after="160" w:line="278" w:lineRule="auto"/>
+              <w:spacing w:before="240" w:after="160" w:line="360" w:lineRule="auto"/>
               <w:rPr>
                 <w:sz w:val="36"/>
                 <w:szCs w:val="32"/>
@@ -5171,17 +5171,18 @@
           </w:tcPr>
           <w:p>
             <w:pPr>
-              <w:spacing w:after="160" w:line="278" w:lineRule="auto"/>
-              <w:rPr>
-                <w:sz w:val="36"/>
-                <w:szCs w:val="32"/>
-              </w:rPr>
-            </w:pPr>
-            <w:r>
-              <w:rPr>
-                <w:sz w:val="36"/>
-                <w:szCs w:val="32"/>
-              </w:rPr>
+              <w:spacing w:before="240" w:after="160" w:line="360" w:lineRule="auto"/>
+              <w:rPr>
+                <w:sz w:val="36"/>
+                <w:szCs w:val="32"/>
+              </w:rPr>
+            </w:pPr>
+            <w:r>
+              <w:rPr>
+                <w:sz w:val="36"/>
+                <w:szCs w:val="32"/>
+              </w:rPr>
+              <w:lastRenderedPageBreak/>
               <w:t>Nhân viên bảo vệ</w:t>
             </w:r>
           </w:p>
@@ -5193,7 +5194,7 @@
           </w:tcPr>
           <w:p>
             <w:pPr>
-              <w:spacing w:after="160" w:line="278" w:lineRule="auto"/>
+              <w:spacing w:before="240" w:after="160" w:line="360" w:lineRule="auto"/>
               <w:rPr>
                 <w:sz w:val="36"/>
                 <w:szCs w:val="32"/>
@@ -5217,18 +5218,17 @@
           </w:tcPr>
           <w:p>
             <w:pPr>
-              <w:spacing w:after="160" w:line="278" w:lineRule="auto"/>
-              <w:rPr>
-                <w:sz w:val="36"/>
-                <w:szCs w:val="32"/>
-              </w:rPr>
-            </w:pPr>
-            <w:r>
-              <w:rPr>
-                <w:sz w:val="36"/>
-                <w:szCs w:val="32"/>
-              </w:rPr>
-              <w:lastRenderedPageBreak/>
+              <w:spacing w:before="240" w:after="160" w:line="360" w:lineRule="auto"/>
+              <w:rPr>
+                <w:sz w:val="36"/>
+                <w:szCs w:val="32"/>
+              </w:rPr>
+            </w:pPr>
+            <w:r>
+              <w:rPr>
+                <w:sz w:val="36"/>
+                <w:szCs w:val="32"/>
+              </w:rPr>
               <w:t>Nhân viên kỹ thuật</w:t>
             </w:r>
           </w:p>
@@ -5240,7 +5240,7 @@
           </w:tcPr>
           <w:p>
             <w:pPr>
-              <w:spacing w:after="160" w:line="278" w:lineRule="auto"/>
+              <w:spacing w:before="240" w:after="160" w:line="360" w:lineRule="auto"/>
               <w:rPr>
                 <w:sz w:val="36"/>
                 <w:szCs w:val="32"/>
@@ -5264,7 +5264,7 @@
           </w:tcPr>
           <w:p>
             <w:pPr>
-              <w:spacing w:after="160" w:line="278" w:lineRule="auto"/>
+              <w:spacing w:before="240" w:after="160" w:line="360" w:lineRule="auto"/>
               <w:rPr>
                 <w:sz w:val="36"/>
                 <w:szCs w:val="32"/>
@@ -5286,7 +5286,7 @@
           </w:tcPr>
           <w:p>
             <w:pPr>
-              <w:spacing w:after="160" w:line="278" w:lineRule="auto"/>
+              <w:spacing w:before="240" w:after="160" w:line="360" w:lineRule="auto"/>
               <w:rPr>
                 <w:sz w:val="36"/>
                 <w:szCs w:val="32"/>
@@ -5304,37 +5304,155 @@
       </w:tr>
     </w:tbl>
     <w:p>
+      <w:pPr>
+        <w:spacing w:before="240" w:line="480" w:lineRule="auto"/>
+        <w:jc w:val="center"/>
+        <w:rPr>
+          <w:rFonts w:eastAsia="Times New Roman"/>
+          <w:noProof w:val="0"/>
+          <w:kern w:val="0"/>
+          <w:sz w:val="24"/>
+        </w:rPr>
+      </w:pPr>
       <w:r>
-        <w:t>Vị trí chèn sơ đồ trong Word:</w:t>
+        <w:rPr>
+          <w:rFonts w:eastAsia="Times New Roman"/>
+          <w:kern w:val="0"/>
+          <w:sz w:val="24"/>
+        </w:rPr>
+        <w:lastRenderedPageBreak/>
+        <w:drawing>
+          <wp:inline distT="0" distB="0" distL="0" distR="0" wp14:anchorId="58C1ADC3" wp14:editId="2B7BB84E">
+            <wp:extent cx="5974080" cy="3071420"/>
+            <wp:effectExtent l="0" t="0" r="7620" b="0"/>
+            <wp:docPr id="11" name="Picture 1"/>
+            <wp:cNvGraphicFramePr>
+              <a:graphicFrameLocks xmlns:a="http://schemas.openxmlformats.org/drawingml/2006/main" noChangeAspect="1"/>
+            </wp:cNvGraphicFramePr>
+            <a:graphic xmlns:a="http://schemas.openxmlformats.org/drawingml/2006/main">
+              <a:graphicData uri="http://schemas.openxmlformats.org/drawingml/2006/picture">
+                <pic:pic xmlns:pic="http://schemas.openxmlformats.org/drawingml/2006/picture">
+                  <pic:nvPicPr>
+                    <pic:cNvPr id="0" name="Picture 11"/>
+                    <pic:cNvPicPr>
+                      <a:picLocks noChangeAspect="1" noChangeArrowheads="1"/>
+                    </pic:cNvPicPr>
+                  </pic:nvPicPr>
+                  <pic:blipFill>
+                    <a:blip r:embed="rId5" cstate="print">
+                      <a:extLst>
+                        <a:ext uri="{28A0092B-C50C-407E-A947-70E740481C1C}">
+                          <a14:useLocalDpi xmlns:a14="http://schemas.microsoft.com/office/drawing/2010/main" val="0"/>
+                        </a:ext>
+                      </a:extLst>
+                    </a:blip>
+                    <a:srcRect/>
+                    <a:stretch>
+                      <a:fillRect/>
+                    </a:stretch>
+                  </pic:blipFill>
+                  <pic:spPr bwMode="auto">
+                    <a:xfrm>
+                      <a:off x="0" y="0"/>
+                      <a:ext cx="5984412" cy="3076732"/>
+                    </a:xfrm>
+                    <a:prstGeom prst="rect">
+                      <a:avLst/>
+                    </a:prstGeom>
+                    <a:noFill/>
+                    <a:ln>
+                      <a:noFill/>
+                    </a:ln>
+                  </pic:spPr>
+                </pic:pic>
+              </a:graphicData>
+            </a:graphic>
+          </wp:inline>
+        </w:drawing>
+      </w:r>
+      <w:r>
+        <w:rPr>
+          <w:i/>
+          <w:iCs/>
+        </w:rPr>
+        <w:t>HÌ</w:t>
+      </w:r>
+      <w:r>
+        <w:rPr>
+          <w:i/>
+          <w:iCs/>
+        </w:rPr>
+        <w:t>NH 1 – CLASS DIAGRAM</w:t>
+      </w:r>
+      <w:r>
+        <w:drawing>
+          <wp:inline distT="0" distB="0" distL="0" distR="0" wp14:anchorId="74C853C1" wp14:editId="08CC6B08">
+            <wp:extent cx="5898988" cy="3718560"/>
+            <wp:effectExtent l="0" t="0" r="6985" b="0"/>
+            <wp:docPr id="1745994022" name="Picture 8"/>
+            <wp:cNvGraphicFramePr>
+              <a:graphicFrameLocks xmlns:a="http://schemas.openxmlformats.org/drawingml/2006/main" noChangeAspect="1"/>
+            </wp:cNvGraphicFramePr>
+            <a:graphic xmlns:a="http://schemas.openxmlformats.org/drawingml/2006/main">
+              <a:graphicData uri="http://schemas.openxmlformats.org/drawingml/2006/picture">
+                <pic:pic xmlns:pic="http://schemas.openxmlformats.org/drawingml/2006/picture">
+                  <pic:nvPicPr>
+                    <pic:cNvPr id="0" name="Picture 27"/>
+                    <pic:cNvPicPr>
+                      <a:picLocks noChangeAspect="1" noChangeArrowheads="1"/>
+                    </pic:cNvPicPr>
+                  </pic:nvPicPr>
+                  <pic:blipFill>
+                    <a:blip r:embed="rId6" cstate="print">
+                      <a:extLst>
+                        <a:ext uri="{28A0092B-C50C-407E-A947-70E740481C1C}">
+                          <a14:useLocalDpi xmlns:a14="http://schemas.microsoft.com/office/drawing/2010/main" val="0"/>
+                        </a:ext>
+                      </a:extLst>
+                    </a:blip>
+                    <a:srcRect/>
+                    <a:stretch>
+                      <a:fillRect/>
+                    </a:stretch>
+                  </pic:blipFill>
+                  <pic:spPr bwMode="auto">
+                    <a:xfrm>
+                      <a:off x="0" y="0"/>
+                      <a:ext cx="5922749" cy="3733538"/>
+                    </a:xfrm>
+                    <a:prstGeom prst="rect">
+                      <a:avLst/>
+                    </a:prstGeom>
+                    <a:noFill/>
+                    <a:ln>
+                      <a:noFill/>
+                    </a:ln>
+                  </pic:spPr>
+                </pic:pic>
+              </a:graphicData>
+            </a:graphic>
+          </wp:inline>
+        </w:drawing>
       </w:r>
     </w:p>
     <w:p>
+      <w:pPr>
+        <w:jc w:val="center"/>
+        <w:rPr>
+          <w:i/>
+          <w:iCs/>
+          <w:lang w:val="vi-VN"/>
+        </w:rPr>
+      </w:pPr>
       <w:r>
-        <w:t>HÌNH 1 – CLASS DIAGRAM</w:t>
-      </w:r>
-    </w:p>
-    <w:p>
-      <w:r>
-        <w:t>Chèn ảnh chụp sơ đồ Class Diagram tại đây</w:t>
-      </w:r>
-    </w:p>
-    <w:p>
-      <w:r>
+        <w:rPr>
+          <w:i/>
+          <w:iCs/>
+        </w:rPr>
         <w:t>HÌNH 2 – USE CASE DIAGRAM TỔNG QUÁT</w:t>
       </w:r>
     </w:p>
     <w:p>
-      <w:r>
-        <w:t>Chèn ảnh chụp Use Case Diagram tổng quát tại đây</w:t>
-      </w:r>
-    </w:p>
-    <w:p>
-      <w:pPr>
-        <w:rPr>
-          <w:b/>
-          <w:bCs/>
-        </w:rPr>
-      </w:pPr>
       <w:r>
         <w:rPr>
           <w:b/>
@@ -5376,6 +5494,7 @@
                 <w:sz w:val="40"/>
                 <w:szCs w:val="36"/>
               </w:rPr>
+              <w:lastRenderedPageBreak/>
               <w:t>Mục</w:t>
             </w:r>
           </w:p>
@@ -5610,99 +5729,99 @@
                 <w:sz w:val="40"/>
                 <w:szCs w:val="36"/>
               </w:rPr>
+              <w:t>Luồng chính</w:t>
+            </w:r>
+          </w:p>
+        </w:tc>
+        <w:tc>
+          <w:tcPr>
+            <w:tcW w:w="0" w:type="auto"/>
+            <w:hideMark/>
+          </w:tcPr>
+          <w:p>
+            <w:pPr>
+              <w:spacing w:after="160" w:line="278" w:lineRule="auto"/>
+              <w:rPr>
+                <w:sz w:val="40"/>
+                <w:szCs w:val="36"/>
+              </w:rPr>
+            </w:pPr>
+            <w:r>
+              <w:rPr>
+                <w:sz w:val="40"/>
+                <w:szCs w:val="36"/>
+              </w:rPr>
+              <w:t>1. Chọn khách hàng. 2. Chọn một hoặc nhiều phòng. 3. Nhập thời hạn thuê. 4. Kiểm tra tối thiểu 6 tháng. 5. Lập hợp đồng. 6. Tạo khoản thu 6 tháng đầu. 7. Ghi nhận thanh toán trước. 8. Đến tháng thứ 7, tạo khoản thu hằng tháng. 9. Ghi nhận dịch vụ sử dụng. 10. Lập khoản thu dịch vụ cuối tháng. 11. Ghi nhận các khoản thanh toán.</w:t>
+            </w:r>
+          </w:p>
+        </w:tc>
+      </w:tr>
+      <w:tr>
+        <w:tc>
+          <w:tcPr>
+            <w:tcW w:w="0" w:type="auto"/>
+            <w:hideMark/>
+          </w:tcPr>
+          <w:p>
+            <w:pPr>
+              <w:spacing w:after="160" w:line="278" w:lineRule="auto"/>
+              <w:rPr>
+                <w:sz w:val="40"/>
+                <w:szCs w:val="36"/>
+              </w:rPr>
+            </w:pPr>
+            <w:r>
+              <w:rPr>
+                <w:sz w:val="40"/>
+                <w:szCs w:val="36"/>
+              </w:rPr>
+              <w:t>Ngoại lệ</w:t>
+            </w:r>
+          </w:p>
+        </w:tc>
+        <w:tc>
+          <w:tcPr>
+            <w:tcW w:w="0" w:type="auto"/>
+            <w:hideMark/>
+          </w:tcPr>
+          <w:p>
+            <w:pPr>
+              <w:spacing w:after="160" w:line="278" w:lineRule="auto"/>
+              <w:rPr>
+                <w:sz w:val="40"/>
+                <w:szCs w:val="36"/>
+              </w:rPr>
+            </w:pPr>
+            <w:r>
+              <w:rPr>
+                <w:sz w:val="40"/>
+                <w:szCs w:val="36"/>
+              </w:rPr>
+              <w:t>Phòng trùng lịch thuê; hợp đồng dưới 6 tháng; số tiền không hợp lệ; thanh toán không đủ hoặc vượt công nợ</w:t>
+            </w:r>
+          </w:p>
+        </w:tc>
+      </w:tr>
+      <w:tr>
+        <w:tc>
+          <w:tcPr>
+            <w:tcW w:w="0" w:type="auto"/>
+            <w:hideMark/>
+          </w:tcPr>
+          <w:p>
+            <w:pPr>
+              <w:spacing w:after="160" w:line="278" w:lineRule="auto"/>
+              <w:rPr>
+                <w:sz w:val="40"/>
+                <w:szCs w:val="36"/>
+              </w:rPr>
+            </w:pPr>
+            <w:r>
+              <w:rPr>
+                <w:sz w:val="40"/>
+                <w:szCs w:val="36"/>
+              </w:rPr>
               <w:lastRenderedPageBreak/>
-              <w:t>Luồng chính</w:t>
-            </w:r>
-          </w:p>
-        </w:tc>
-        <w:tc>
-          <w:tcPr>
-            <w:tcW w:w="0" w:type="auto"/>
-            <w:hideMark/>
-          </w:tcPr>
-          <w:p>
-            <w:pPr>
-              <w:spacing w:after="160" w:line="278" w:lineRule="auto"/>
-              <w:rPr>
-                <w:sz w:val="40"/>
-                <w:szCs w:val="36"/>
-              </w:rPr>
-            </w:pPr>
-            <w:r>
-              <w:rPr>
-                <w:sz w:val="40"/>
-                <w:szCs w:val="36"/>
-              </w:rPr>
-              <w:t>1. Chọn khách hàng. 2. Chọn một hoặc nhiều phòng. 3. Nhập thời hạn thuê. 4. Kiểm tra tối thiểu 6 tháng. 5. Lập hợp đồng. 6. Tạo khoản thu 6 tháng đầu. 7. Ghi nhận thanh toán trước. 8. Đến tháng thứ 7, tạo khoản thu hằng tháng. 9. Ghi nhận dịch vụ sử dụng. 10. Lập khoản thu dịch vụ cuối tháng. 11. Ghi nhận các khoản thanh toán.</w:t>
-            </w:r>
-          </w:p>
-        </w:tc>
-      </w:tr>
-      <w:tr>
-        <w:tc>
-          <w:tcPr>
-            <w:tcW w:w="0" w:type="auto"/>
-            <w:hideMark/>
-          </w:tcPr>
-          <w:p>
-            <w:pPr>
-              <w:spacing w:after="160" w:line="278" w:lineRule="auto"/>
-              <w:rPr>
-                <w:sz w:val="40"/>
-                <w:szCs w:val="36"/>
-              </w:rPr>
-            </w:pPr>
-            <w:r>
-              <w:rPr>
-                <w:sz w:val="40"/>
-                <w:szCs w:val="36"/>
-              </w:rPr>
-              <w:t>Ngoại lệ</w:t>
-            </w:r>
-          </w:p>
-        </w:tc>
-        <w:tc>
-          <w:tcPr>
-            <w:tcW w:w="0" w:type="auto"/>
-            <w:hideMark/>
-          </w:tcPr>
-          <w:p>
-            <w:pPr>
-              <w:spacing w:after="160" w:line="278" w:lineRule="auto"/>
-              <w:rPr>
-                <w:sz w:val="40"/>
-                <w:szCs w:val="36"/>
-              </w:rPr>
-            </w:pPr>
-            <w:r>
-              <w:rPr>
-                <w:sz w:val="40"/>
-                <w:szCs w:val="36"/>
-              </w:rPr>
-              <w:t>Phòng trùng lịch thuê; hợp đồng dưới 6 tháng; số tiền không hợp lệ; thanh toán không đủ hoặc vượt công nợ</w:t>
-            </w:r>
-          </w:p>
-        </w:tc>
-      </w:tr>
-      <w:tr>
-        <w:tc>
-          <w:tcPr>
-            <w:tcW w:w="0" w:type="auto"/>
-            <w:hideMark/>
-          </w:tcPr>
-          <w:p>
-            <w:pPr>
-              <w:spacing w:after="160" w:line="278" w:lineRule="auto"/>
-              <w:rPr>
-                <w:sz w:val="40"/>
-                <w:szCs w:val="36"/>
-              </w:rPr>
-            </w:pPr>
-            <w:r>
-              <w:rPr>
-                <w:sz w:val="40"/>
-                <w:szCs w:val="36"/>
-              </w:rPr>
               <w:t>Hậu điều kiện</w:t>
             </w:r>
           </w:p>
@@ -5785,7 +5904,75 @@
       </w:pPr>
     </w:p>
     <w:p>
+      <w:pPr>
+        <w:rPr>
+          <w:lang w:val="vi-VN"/>
+        </w:rPr>
+      </w:pPr>
       <w:r>
+        <w:drawing>
+          <wp:inline distT="0" distB="0" distL="0" distR="0" wp14:anchorId="0423C7AA" wp14:editId="0CA09DA5">
+            <wp:extent cx="6080760" cy="4176154"/>
+            <wp:effectExtent l="0" t="0" r="0" b="0"/>
+            <wp:docPr id="254861359" name="Picture 6"/>
+            <wp:cNvGraphicFramePr>
+              <a:graphicFrameLocks xmlns:a="http://schemas.openxmlformats.org/drawingml/2006/main" noChangeAspect="1"/>
+            </wp:cNvGraphicFramePr>
+            <a:graphic xmlns:a="http://schemas.openxmlformats.org/drawingml/2006/main">
+              <a:graphicData uri="http://schemas.openxmlformats.org/drawingml/2006/picture">
+                <pic:pic xmlns:pic="http://schemas.openxmlformats.org/drawingml/2006/picture">
+                  <pic:nvPicPr>
+                    <pic:cNvPr id="0" name="Picture 20"/>
+                    <pic:cNvPicPr>
+                      <a:picLocks noChangeAspect="1" noChangeArrowheads="1"/>
+                    </pic:cNvPicPr>
+                  </pic:nvPicPr>
+                  <pic:blipFill>
+                    <a:blip r:embed="rId7" cstate="print">
+                      <a:extLst>
+                        <a:ext uri="{28A0092B-C50C-407E-A947-70E740481C1C}">
+                          <a14:useLocalDpi xmlns:a14="http://schemas.microsoft.com/office/drawing/2010/main" val="0"/>
+                        </a:ext>
+                      </a:extLst>
+                    </a:blip>
+                    <a:srcRect/>
+                    <a:stretch>
+                      <a:fillRect/>
+                    </a:stretch>
+                  </pic:blipFill>
+                  <pic:spPr bwMode="auto">
+                    <a:xfrm>
+                      <a:off x="0" y="0"/>
+                      <a:ext cx="6089735" cy="4182318"/>
+                    </a:xfrm>
+                    <a:prstGeom prst="rect">
+                      <a:avLst/>
+                    </a:prstGeom>
+                    <a:noFill/>
+                    <a:ln>
+                      <a:noFill/>
+                    </a:ln>
+                  </pic:spPr>
+                </pic:pic>
+              </a:graphicData>
+            </a:graphic>
+          </wp:inline>
+        </w:drawing>
+      </w:r>
+    </w:p>
+    <w:p>
+      <w:pPr>
+        <w:jc w:val="center"/>
+        <w:rPr>
+          <w:i/>
+          <w:iCs/>
+        </w:rPr>
+      </w:pPr>
+      <w:r>
+        <w:rPr>
+          <w:i/>
+          <w:iCs/>
+        </w:rPr>
         <w:t>HÌNH 3 – USE CASE DIAGRAM PHÂN RÃ</w:t>
       </w:r>
     </w:p>
@@ -5844,6 +6031,7 @@
         </w:numPr>
       </w:pPr>
       <w:r>
+        <w:lastRenderedPageBreak/>
         <w:t>Từ tháng thứ 7, tiếp tục thu tiền thuê theo tháng.</w:t>
       </w:r>
     </w:p>
@@ -5855,7 +6043,6 @@
         </w:numPr>
       </w:pPr>
       <w:r>
-        <w:lastRenderedPageBreak/>
         <w:t>Khi phát sinh dịch vụ, ghi nhận số lượng, tính tiền và lập khoản thu cuối tháng.</w:t>
       </w:r>
     </w:p>
@@ -5865,13 +6052,76 @@
       </w:r>
     </w:p>
     <w:p>
+      <w:pPr>
+        <w:rPr>
+          <w:lang w:val="vi-VN"/>
+        </w:rPr>
+      </w:pPr>
       <w:r>
-        <w:t>HÌNH 4 – ACTIVITY DIAGRAM</w:t>
+        <w:drawing>
+          <wp:inline distT="0" distB="0" distL="0" distR="0" wp14:anchorId="494CEA32" wp14:editId="6893E40C">
+            <wp:extent cx="5844540" cy="5490325"/>
+            <wp:effectExtent l="0" t="0" r="3810" b="0"/>
+            <wp:docPr id="745893659" name="Picture 4"/>
+            <wp:cNvGraphicFramePr>
+              <a:graphicFrameLocks xmlns:a="http://schemas.openxmlformats.org/drawingml/2006/main" noChangeAspect="1"/>
+            </wp:cNvGraphicFramePr>
+            <a:graphic xmlns:a="http://schemas.openxmlformats.org/drawingml/2006/main">
+              <a:graphicData uri="http://schemas.openxmlformats.org/drawingml/2006/picture">
+                <pic:pic xmlns:pic="http://schemas.openxmlformats.org/drawingml/2006/picture">
+                  <pic:nvPicPr>
+                    <pic:cNvPr id="0" name="Picture 13"/>
+                    <pic:cNvPicPr>
+                      <a:picLocks noChangeAspect="1" noChangeArrowheads="1"/>
+                    </pic:cNvPicPr>
+                  </pic:nvPicPr>
+                  <pic:blipFill>
+                    <a:blip r:embed="rId8" cstate="print">
+                      <a:extLst>
+                        <a:ext uri="{28A0092B-C50C-407E-A947-70E740481C1C}">
+                          <a14:useLocalDpi xmlns:a14="http://schemas.microsoft.com/office/drawing/2010/main" val="0"/>
+                        </a:ext>
+                      </a:extLst>
+                    </a:blip>
+                    <a:srcRect/>
+                    <a:stretch>
+                      <a:fillRect/>
+                    </a:stretch>
+                  </pic:blipFill>
+                  <pic:spPr bwMode="auto">
+                    <a:xfrm>
+                      <a:off x="0" y="0"/>
+                      <a:ext cx="5850411" cy="5495840"/>
+                    </a:xfrm>
+                    <a:prstGeom prst="rect">
+                      <a:avLst/>
+                    </a:prstGeom>
+                    <a:noFill/>
+                    <a:ln>
+                      <a:noFill/>
+                    </a:ln>
+                  </pic:spPr>
+                </pic:pic>
+              </a:graphicData>
+            </a:graphic>
+          </wp:inline>
+        </w:drawing>
       </w:r>
     </w:p>
     <w:p>
+      <w:pPr>
+        <w:jc w:val="center"/>
+        <w:rPr>
+          <w:i/>
+          <w:iCs/>
+        </w:rPr>
+      </w:pPr>
       <w:r>
-        <w:t>Chèn sơ đồ luồng thuê và thanh toán, có nhánh hợp lệ/không hợp lệ</w:t>
+        <w:rPr>
+          <w:i/>
+          <w:iCs/>
+        </w:rPr>
+        <w:t>HÌNH 4 – ACTIVITY DIAGRAM</w:t>
       </w:r>
     </w:p>
     <w:p>
@@ -5972,6 +6222,7 @@
                 <w:sz w:val="36"/>
                 <w:szCs w:val="32"/>
               </w:rPr>
+              <w:lastRenderedPageBreak/>
               <w:t>1</w:t>
             </w:r>
           </w:p>
@@ -6422,28 +6673,82 @@
       </w:pPr>
     </w:p>
     <w:p>
-      <w:r>
-        <w:t>HÌNH 5 – SEQUENCE DIAGRAM LẬP PHIẾU GIA HẠN</w:t>
-      </w:r>
-    </w:p>
-    <w:p>
       <w:pPr>
         <w:rPr>
           <w:lang w:val="vi-VN"/>
         </w:rPr>
       </w:pPr>
       <w:r>
-        <w:t>Chèn sơ đồ tuần tự với kiểm tra thời hạn, công nợ, transaction và kết quả</w:t>
+        <w:drawing>
+          <wp:inline distT="0" distB="0" distL="0" distR="0" wp14:anchorId="3B78113E" wp14:editId="5EFB4506">
+            <wp:extent cx="5920740" cy="3546654"/>
+            <wp:effectExtent l="0" t="0" r="3810" b="0"/>
+            <wp:docPr id="1368252979" name="Picture 2"/>
+            <wp:cNvGraphicFramePr>
+              <a:graphicFrameLocks xmlns:a="http://schemas.openxmlformats.org/drawingml/2006/main" noChangeAspect="1"/>
+            </wp:cNvGraphicFramePr>
+            <a:graphic xmlns:a="http://schemas.openxmlformats.org/drawingml/2006/main">
+              <a:graphicData uri="http://schemas.openxmlformats.org/drawingml/2006/picture">
+                <pic:pic xmlns:pic="http://schemas.openxmlformats.org/drawingml/2006/picture">
+                  <pic:nvPicPr>
+                    <pic:cNvPr id="0" name="Picture 6"/>
+                    <pic:cNvPicPr>
+                      <a:picLocks noChangeAspect="1" noChangeArrowheads="1"/>
+                    </pic:cNvPicPr>
+                  </pic:nvPicPr>
+                  <pic:blipFill>
+                    <a:blip r:embed="rId9" cstate="print">
+                      <a:extLst>
+                        <a:ext uri="{28A0092B-C50C-407E-A947-70E740481C1C}">
+                          <a14:useLocalDpi xmlns:a14="http://schemas.microsoft.com/office/drawing/2010/main" val="0"/>
+                        </a:ext>
+                      </a:extLst>
+                    </a:blip>
+                    <a:srcRect/>
+                    <a:stretch>
+                      <a:fillRect/>
+                    </a:stretch>
+                  </pic:blipFill>
+                  <pic:spPr bwMode="auto">
+                    <a:xfrm>
+                      <a:off x="0" y="0"/>
+                      <a:ext cx="5934650" cy="3554986"/>
+                    </a:xfrm>
+                    <a:prstGeom prst="rect">
+                      <a:avLst/>
+                    </a:prstGeom>
+                    <a:noFill/>
+                    <a:ln>
+                      <a:noFill/>
+                    </a:ln>
+                  </pic:spPr>
+                </pic:pic>
+              </a:graphicData>
+            </a:graphic>
+          </wp:inline>
+        </w:drawing>
       </w:r>
     </w:p>
     <w:p>
       <w:pPr>
+        <w:jc w:val="center"/>
         <w:rPr>
-          <w:lang w:val="vi-VN"/>
+          <w:i/>
+          <w:iCs/>
         </w:rPr>
       </w:pPr>
       <w:r>
         <w:rPr>
+          <w:i/>
+          <w:iCs/>
+        </w:rPr>
+        <w:lastRenderedPageBreak/>
+        <w:t>HÌNH 5 – SEQUENCE DIAGRAM LẬP PHIẾU GIA HẠN</w:t>
+      </w:r>
+      <w:r>
+        <w:rPr>
+          <w:i/>
+          <w:iCs/>
           <w:lang w:val="vi-VN"/>
         </w:rPr>
         <w:br w:type="page"/>
@@ -10615,11 +10920,6 @@
     </w:tbl>
     <w:p>
       <w:pPr>
-        <w:spacing w:after="40"/>
-      </w:pPr>
-    </w:p>
-    <w:p>
-      <w:pPr>
         <w:keepNext/>
         <w:spacing w:after="100" w:line="259" w:lineRule="auto"/>
       </w:pPr>
@@ -10628,64 +10928,14 @@
           <w:b/>
           <w:sz w:val="24"/>
         </w:rPr>
-        <w:t>2. Các bước chuẩn bị</w:t>
+        <w:t>2</w:t>
       </w:r>
-    </w:p>
-    <w:p>
-      <w:pPr>
-        <w:spacing w:after="80" w:line="259" w:lineRule="auto"/>
-      </w:pPr>
-      <w:r>
-        <w:rPr>
-          <w:sz w:val="24"/>
-        </w:rPr>
-        <w:t>1. Mở solution ChoThueVanPhongCaoOc.sln bằng Visual Studio 2022.</w:t>
-      </w:r>
-    </w:p>
-    <w:p>
-      <w:pPr>
-        <w:spacing w:after="80" w:line="259" w:lineRule="auto"/>
-      </w:pPr>
-      <w:r>
-        <w:rPr>
-          <w:sz w:val="24"/>
-        </w:rPr>
-        <w:t>2. Chạy Database_LAB08.sql trong SSMS 21 để tạo database QLChoThueVanPhong_LAB08.</w:t>
-      </w:r>
-    </w:p>
-    <w:p>
-      <w:pPr>
-        <w:spacing w:after="80" w:line="259" w:lineRule="auto"/>
-      </w:pPr>
-      <w:r>
-        <w:rPr>
-          <w:sz w:val="24"/>
-        </w:rPr>
-        <w:t>3. Kiểm tra App.config dùng Windows Authentication và Data Source localhost.</w:t>
-      </w:r>
-    </w:p>
-    <w:p>
-      <w:pPr>
-        <w:spacing w:after="80" w:line="259" w:lineRule="auto"/>
-      </w:pPr>
-      <w:r>
-        <w:rPr>
-          <w:sz w:val="24"/>
-        </w:rPr>
-        <w:t>4. Build solution ở cấu hình Debug; file chạy được tạo trong bin\Debug.</w:t>
-      </w:r>
-    </w:p>
-    <w:p>
-      <w:pPr>
-        <w:keepNext/>
-        <w:spacing w:after="100" w:line="259" w:lineRule="auto"/>
-      </w:pPr>
       <w:r>
         <w:rPr>
           <w:b/>
           <w:sz w:val="24"/>
         </w:rPr>
-        <w:t>3. Hướng dẫn từng Form</w:t>
+        <w:t>. Hướng dẫn từng Form</w:t>
       </w:r>
     </w:p>
     <w:tbl>
@@ -10937,95 +11187,95 @@
                 <w:sz w:val="32"/>
                 <w:szCs w:val="40"/>
               </w:rPr>
+              <w:t>FrmThanhToan</w:t>
+            </w:r>
+          </w:p>
+        </w:tc>
+        <w:tc>
+          <w:tcPr>
+            <w:tcW w:w="7848" w:type="dxa"/>
+          </w:tcPr>
+          <w:p>
+            <w:pPr>
+              <w:spacing w:after="20"/>
+              <w:rPr>
+                <w:sz w:val="32"/>
+                <w:szCs w:val="40"/>
+              </w:rPr>
+            </w:pPr>
+            <w:r>
+              <w:rPr>
+                <w:sz w:val="32"/>
+                <w:szCs w:val="40"/>
+              </w:rPr>
+              <w:t>Tải vw_CongNo với ConNo lớn hơn 0; chọn khoản thu; nhập số tiền; gọi sp_GhiNhanThanhToan; chặn thanh toán vượt nợ.</w:t>
+            </w:r>
+          </w:p>
+        </w:tc>
+      </w:tr>
+      <w:tr>
+        <w:tc>
+          <w:tcPr>
+            <w:tcW w:w="2232" w:type="dxa"/>
+          </w:tcPr>
+          <w:p>
+            <w:pPr>
+              <w:spacing w:after="20"/>
+              <w:rPr>
+                <w:sz w:val="32"/>
+                <w:szCs w:val="40"/>
+              </w:rPr>
+            </w:pPr>
+            <w:r>
+              <w:rPr>
+                <w:sz w:val="32"/>
+                <w:szCs w:val="40"/>
+              </w:rPr>
+              <w:t>FrmDichVu</w:t>
+            </w:r>
+          </w:p>
+        </w:tc>
+        <w:tc>
+          <w:tcPr>
+            <w:tcW w:w="7848" w:type="dxa"/>
+          </w:tcPr>
+          <w:p>
+            <w:pPr>
+              <w:spacing w:after="20"/>
+              <w:rPr>
+                <w:sz w:val="32"/>
+                <w:szCs w:val="40"/>
+              </w:rPr>
+            </w:pPr>
+            <w:r>
+              <w:rPr>
+                <w:sz w:val="32"/>
+                <w:szCs w:val="40"/>
+              </w:rPr>
+              <w:t>Chọn chi tiết hợp đồng và dịch vụ; nhập tháng, năm, số lượng; gọi sp_LapHoaDonDichVu; hệ thống tạo hạn cuối tháng.</w:t>
+            </w:r>
+          </w:p>
+        </w:tc>
+      </w:tr>
+      <w:tr>
+        <w:tc>
+          <w:tcPr>
+            <w:tcW w:w="2232" w:type="dxa"/>
+          </w:tcPr>
+          <w:p>
+            <w:pPr>
+              <w:spacing w:after="20"/>
+              <w:rPr>
+                <w:sz w:val="32"/>
+                <w:szCs w:val="40"/>
+              </w:rPr>
+            </w:pPr>
+            <w:r>
+              <w:rPr>
+                <w:sz w:val="32"/>
+                <w:szCs w:val="40"/>
+              </w:rPr>
               <w:lastRenderedPageBreak/>
-              <w:t>FrmThanhToan</w:t>
-            </w:r>
-          </w:p>
-        </w:tc>
-        <w:tc>
-          <w:tcPr>
-            <w:tcW w:w="7848" w:type="dxa"/>
-          </w:tcPr>
-          <w:p>
-            <w:pPr>
-              <w:spacing w:after="20"/>
-              <w:rPr>
-                <w:sz w:val="32"/>
-                <w:szCs w:val="40"/>
-              </w:rPr>
-            </w:pPr>
-            <w:r>
-              <w:rPr>
-                <w:sz w:val="32"/>
-                <w:szCs w:val="40"/>
-              </w:rPr>
-              <w:t>Tải vw_CongNo với ConNo lớn hơn 0; chọn khoản thu; nhập số tiền; gọi sp_GhiNhanThanhToan; chặn thanh toán vượt nợ.</w:t>
-            </w:r>
-          </w:p>
-        </w:tc>
-      </w:tr>
-      <w:tr>
-        <w:tc>
-          <w:tcPr>
-            <w:tcW w:w="2232" w:type="dxa"/>
-          </w:tcPr>
-          <w:p>
-            <w:pPr>
-              <w:spacing w:after="20"/>
-              <w:rPr>
-                <w:sz w:val="32"/>
-                <w:szCs w:val="40"/>
-              </w:rPr>
-            </w:pPr>
-            <w:r>
-              <w:rPr>
-                <w:sz w:val="32"/>
-                <w:szCs w:val="40"/>
-              </w:rPr>
-              <w:t>FrmDichVu</w:t>
-            </w:r>
-          </w:p>
-        </w:tc>
-        <w:tc>
-          <w:tcPr>
-            <w:tcW w:w="7848" w:type="dxa"/>
-          </w:tcPr>
-          <w:p>
-            <w:pPr>
-              <w:spacing w:after="20"/>
-              <w:rPr>
-                <w:sz w:val="32"/>
-                <w:szCs w:val="40"/>
-              </w:rPr>
-            </w:pPr>
-            <w:r>
-              <w:rPr>
-                <w:sz w:val="32"/>
-                <w:szCs w:val="40"/>
-              </w:rPr>
-              <w:t>Chọn chi tiết hợp đồng và dịch vụ; nhập tháng, năm, số lượng; gọi sp_LapHoaDonDichVu; hệ thống tạo hạn cuối tháng.</w:t>
-            </w:r>
-          </w:p>
-        </w:tc>
-      </w:tr>
-      <w:tr>
-        <w:tc>
-          <w:tcPr>
-            <w:tcW w:w="2232" w:type="dxa"/>
-          </w:tcPr>
-          <w:p>
-            <w:pPr>
-              <w:spacing w:after="20"/>
-              <w:rPr>
-                <w:sz w:val="32"/>
-                <w:szCs w:val="40"/>
-              </w:rPr>
-            </w:pPr>
-            <w:r>
-              <w:rPr>
-                <w:sz w:val="32"/>
-                <w:szCs w:val="40"/>
-              </w:rPr>
               <w:t>FrmGiaHan</w:t>
             </w:r>
           </w:p>
@@ -11204,45 +11454,31 @@
       <w:pPr>
         <w:keepNext/>
         <w:spacing w:after="100" w:line="259" w:lineRule="auto"/>
-        <w:jc w:val="left"/>
       </w:pPr>
       <w:r>
         <w:rPr>
-          <w:rFonts w:ascii="Times New Roman" w:hAnsi="Times New Roman"/>
           <w:b/>
-          <w:i w:val="0"/>
           <w:sz w:val="26"/>
         </w:rPr>
-        <w:t>4. THIẾT KẾ GIAO DIỆN</w:t>
+        <w:lastRenderedPageBreak/>
+        <w:t>3</w:t>
       </w:r>
-    </w:p>
-    <w:p>
-      <w:pPr>
-        <w:keepNext w:val="0"/>
-        <w:spacing w:after="100" w:line="259" w:lineRule="auto"/>
-        <w:jc w:val="both"/>
-      </w:pPr>
       <w:r>
         <w:rPr>
-          <w:rFonts w:ascii="Times New Roman" w:hAnsi="Times New Roman"/>
-          <w:b w:val="0"/>
-          <w:i w:val="0"/>
-          <w:sz w:val="24"/>
+          <w:b/>
+          <w:sz w:val="26"/>
         </w:rPr>
-        <w:t>Các hình dưới đây được chụp trực tiếp từ chương trình WinForms đã kết nối với database QLChoThueVanPhong_LAB08. Mỗi Form minh họa một module nghiệp vụ chính của hệ thống.</w:t>
+        <w:t>. THIẾT KẾ GIAO DIỆN</w:t>
       </w:r>
     </w:p>
     <w:p>
       <w:pPr>
         <w:keepNext/>
         <w:spacing w:after="100" w:line="259" w:lineRule="auto"/>
-        <w:jc w:val="left"/>
       </w:pPr>
       <w:r>
         <w:rPr>
-          <w:rFonts w:ascii="Times New Roman" w:hAnsi="Times New Roman"/>
           <w:b/>
-          <w:i w:val="0"/>
           <w:sz w:val="24"/>
         </w:rPr>
         <w:t>FrmMain</w:t>
@@ -11256,9 +11492,6 @@
       </w:pPr>
       <w:r>
         <w:rPr>
-          <w:rFonts w:ascii="Times New Roman" w:hAnsi="Times New Roman"/>
-          <w:b w:val="0"/>
-          <w:i w:val="0"/>
           <w:sz w:val="24"/>
         </w:rPr>
         <w:t>Màn hình điều hướng chính, đồng thời hiển thị nhanh các khoản phải thu và công nợ của hợp đồng.</w:t>
@@ -11272,21 +11505,22 @@
       </w:pPr>
       <w:r>
         <w:drawing>
-          <wp:inline xmlns:a="http://schemas.openxmlformats.org/drawingml/2006/main" xmlns:pic="http://schemas.openxmlformats.org/drawingml/2006/picture">
+          <wp:inline distT="0" distB="0" distL="0" distR="0" wp14:anchorId="51FB98B2" wp14:editId="3C1DD881">
             <wp:extent cx="5852160" cy="3789970"/>
+            <wp:effectExtent l="0" t="0" r="0" b="0"/>
             <wp:docPr id="1" name="Picture 1"/>
             <wp:cNvGraphicFramePr>
-              <a:graphicFrameLocks noChangeAspect="1"/>
+              <a:graphicFrameLocks xmlns:a="http://schemas.openxmlformats.org/drawingml/2006/main" noChangeAspect="1"/>
             </wp:cNvGraphicFramePr>
-            <a:graphic>
+            <a:graphic xmlns:a="http://schemas.openxmlformats.org/drawingml/2006/main">
               <a:graphicData uri="http://schemas.openxmlformats.org/drawingml/2006/picture">
-                <pic:pic>
+                <pic:pic xmlns:pic="http://schemas.openxmlformats.org/drawingml/2006/picture">
                   <pic:nvPicPr>
                     <pic:cNvPr id="0" name="01_FrmMain.png"/>
                     <pic:cNvPicPr/>
                   </pic:nvPicPr>
                   <pic:blipFill>
-                    <a:blip r:embed="rId7"/>
+                    <a:blip r:embed="rId10"/>
                     <a:stretch>
                       <a:fillRect/>
                     </a:stretch>
@@ -11296,7 +11530,9 @@
                       <a:off x="0" y="0"/>
                       <a:ext cx="5852160" cy="3789970"/>
                     </a:xfrm>
-                    <a:prstGeom prst="rect"/>
+                    <a:prstGeom prst="rect">
+                      <a:avLst/>
+                    </a:prstGeom>
                   </pic:spPr>
                 </pic:pic>
               </a:graphicData>
@@ -11307,14 +11543,11 @@
     </w:p>
     <w:p>
       <w:pPr>
-        <w:keepNext w:val="0"/>
         <w:spacing w:after="100" w:line="259" w:lineRule="auto"/>
         <w:jc w:val="center"/>
       </w:pPr>
       <w:r>
         <w:rPr>
-          <w:rFonts w:ascii="Times New Roman" w:hAnsi="Times New Roman"/>
-          <w:b w:val="0"/>
           <w:i/>
           <w:sz w:val="22"/>
         </w:rPr>
@@ -11330,15 +11563,13 @@
       <w:pPr>
         <w:keepNext/>
         <w:spacing w:after="100" w:line="259" w:lineRule="auto"/>
-        <w:jc w:val="left"/>
       </w:pPr>
       <w:r>
         <w:rPr>
-          <w:rFonts w:ascii="Times New Roman" w:hAnsi="Times New Roman"/>
           <w:b/>
-          <w:i w:val="0"/>
           <w:sz w:val="24"/>
         </w:rPr>
+        <w:lastRenderedPageBreak/>
         <w:t>FrmTangPhong</w:t>
       </w:r>
     </w:p>
@@ -11350,9 +11581,6 @@
       </w:pPr>
       <w:r>
         <w:rPr>
-          <w:rFonts w:ascii="Times New Roman" w:hAnsi="Times New Roman"/>
-          <w:b w:val="0"/>
-          <w:i w:val="0"/>
           <w:sz w:val="24"/>
         </w:rPr>
         <w:t>Quản lý danh mục tầng và phòng, bao gồm mã phòng, diện tích, hướng, giá thuê và trạng thái sử dụng.</w:t>
@@ -11366,21 +11594,22 @@
       </w:pPr>
       <w:r>
         <w:drawing>
-          <wp:inline xmlns:a="http://schemas.openxmlformats.org/drawingml/2006/main" xmlns:pic="http://schemas.openxmlformats.org/drawingml/2006/picture">
+          <wp:inline distT="0" distB="0" distL="0" distR="0" wp14:anchorId="60079FA8" wp14:editId="1F84E539">
             <wp:extent cx="5852160" cy="3449694"/>
+            <wp:effectExtent l="0" t="0" r="0" b="0"/>
             <wp:docPr id="2" name="Picture 2"/>
             <wp:cNvGraphicFramePr>
-              <a:graphicFrameLocks noChangeAspect="1"/>
+              <a:graphicFrameLocks xmlns:a="http://schemas.openxmlformats.org/drawingml/2006/main" noChangeAspect="1"/>
             </wp:cNvGraphicFramePr>
-            <a:graphic>
+            <a:graphic xmlns:a="http://schemas.openxmlformats.org/drawingml/2006/main">
               <a:graphicData uri="http://schemas.openxmlformats.org/drawingml/2006/picture">
-                <pic:pic>
+                <pic:pic xmlns:pic="http://schemas.openxmlformats.org/drawingml/2006/picture">
                   <pic:nvPicPr>
                     <pic:cNvPr id="0" name="02_FrmTangPhong.png"/>
                     <pic:cNvPicPr/>
                   </pic:nvPicPr>
                   <pic:blipFill>
-                    <a:blip r:embed="rId8"/>
+                    <a:blip r:embed="rId11"/>
                     <a:stretch>
                       <a:fillRect/>
                     </a:stretch>
@@ -11390,7 +11619,9 @@
                       <a:off x="0" y="0"/>
                       <a:ext cx="5852160" cy="3449694"/>
                     </a:xfrm>
-                    <a:prstGeom prst="rect"/>
+                    <a:prstGeom prst="rect">
+                      <a:avLst/>
+                    </a:prstGeom>
                   </pic:spPr>
                 </pic:pic>
               </a:graphicData>
@@ -11401,14 +11632,11 @@
     </w:p>
     <w:p>
       <w:pPr>
-        <w:keepNext w:val="0"/>
         <w:spacing w:after="100" w:line="259" w:lineRule="auto"/>
         <w:jc w:val="center"/>
       </w:pPr>
       <w:r>
         <w:rPr>
-          <w:rFonts w:ascii="Times New Roman" w:hAnsi="Times New Roman"/>
-          <w:b w:val="0"/>
           <w:i/>
           <w:sz w:val="22"/>
         </w:rPr>
@@ -11424,15 +11652,13 @@
       <w:pPr>
         <w:keepNext/>
         <w:spacing w:after="100" w:line="259" w:lineRule="auto"/>
-        <w:jc w:val="left"/>
       </w:pPr>
       <w:r>
         <w:rPr>
-          <w:rFonts w:ascii="Times New Roman" w:hAnsi="Times New Roman"/>
           <w:b/>
-          <w:i w:val="0"/>
           <w:sz w:val="24"/>
         </w:rPr>
+        <w:lastRenderedPageBreak/>
         <w:t>FrmKhachHang</w:t>
       </w:r>
     </w:p>
@@ -11444,9 +11670,6 @@
       </w:pPr>
       <w:r>
         <w:rPr>
-          <w:rFonts w:ascii="Times New Roman" w:hAnsi="Times New Roman"/>
-          <w:b w:val="0"/>
-          <w:i w:val="0"/>
           <w:sz w:val="24"/>
         </w:rPr>
         <w:t>Lưu hồ sơ khách hàng thuê văn phòng và hỗ trợ tra cứu thông tin liên hệ.</w:t>
@@ -11460,21 +11683,22 @@
       </w:pPr>
       <w:r>
         <w:drawing>
-          <wp:inline xmlns:a="http://schemas.openxmlformats.org/drawingml/2006/main" xmlns:pic="http://schemas.openxmlformats.org/drawingml/2006/picture">
+          <wp:inline distT="0" distB="0" distL="0" distR="0" wp14:anchorId="485A727B" wp14:editId="50E6AA0E">
             <wp:extent cx="5852160" cy="3381248"/>
+            <wp:effectExtent l="0" t="0" r="0" b="0"/>
             <wp:docPr id="3" name="Picture 3"/>
             <wp:cNvGraphicFramePr>
-              <a:graphicFrameLocks noChangeAspect="1"/>
+              <a:graphicFrameLocks xmlns:a="http://schemas.openxmlformats.org/drawingml/2006/main" noChangeAspect="1"/>
             </wp:cNvGraphicFramePr>
-            <a:graphic>
+            <a:graphic xmlns:a="http://schemas.openxmlformats.org/drawingml/2006/main">
               <a:graphicData uri="http://schemas.openxmlformats.org/drawingml/2006/picture">
-                <pic:pic>
+                <pic:pic xmlns:pic="http://schemas.openxmlformats.org/drawingml/2006/picture">
                   <pic:nvPicPr>
                     <pic:cNvPr id="0" name="03_FrmKhachHang.png"/>
                     <pic:cNvPicPr/>
                   </pic:nvPicPr>
                   <pic:blipFill>
-                    <a:blip r:embed="rId9"/>
+                    <a:blip r:embed="rId12"/>
                     <a:stretch>
                       <a:fillRect/>
                     </a:stretch>
@@ -11484,7 +11708,9 @@
                       <a:off x="0" y="0"/>
                       <a:ext cx="5852160" cy="3381248"/>
                     </a:xfrm>
-                    <a:prstGeom prst="rect"/>
+                    <a:prstGeom prst="rect">
+                      <a:avLst/>
+                    </a:prstGeom>
                   </pic:spPr>
                 </pic:pic>
               </a:graphicData>
@@ -11495,14 +11721,11 @@
     </w:p>
     <w:p>
       <w:pPr>
-        <w:keepNext w:val="0"/>
         <w:spacing w:after="100" w:line="259" w:lineRule="auto"/>
         <w:jc w:val="center"/>
       </w:pPr>
       <w:r>
         <w:rPr>
-          <w:rFonts w:ascii="Times New Roman" w:hAnsi="Times New Roman"/>
-          <w:b w:val="0"/>
           <w:i/>
           <w:sz w:val="22"/>
         </w:rPr>
@@ -11518,15 +11741,13 @@
       <w:pPr>
         <w:keepNext/>
         <w:spacing w:after="100" w:line="259" w:lineRule="auto"/>
-        <w:jc w:val="left"/>
       </w:pPr>
       <w:r>
         <w:rPr>
-          <w:rFonts w:ascii="Times New Roman" w:hAnsi="Times New Roman"/>
           <w:b/>
-          <w:i w:val="0"/>
           <w:sz w:val="24"/>
         </w:rPr>
+        <w:lastRenderedPageBreak/>
         <w:t>FrmHopDong</w:t>
       </w:r>
     </w:p>
@@ -11538,9 +11759,6 @@
       </w:pPr>
       <w:r>
         <w:rPr>
-          <w:rFonts w:ascii="Times New Roman" w:hAnsi="Times New Roman"/>
-          <w:b w:val="0"/>
-          <w:i w:val="0"/>
           <w:sz w:val="24"/>
         </w:rPr>
         <w:t>Lập hợp đồng thuê, chọn khách hàng, phòng, ngày bắt đầu và thời hạn thuê; hệ thống tạo khoản thu sáu tháng đầu.</w:t>
@@ -11554,21 +11772,22 @@
       </w:pPr>
       <w:r>
         <w:drawing>
-          <wp:inline xmlns:a="http://schemas.openxmlformats.org/drawingml/2006/main" xmlns:pic="http://schemas.openxmlformats.org/drawingml/2006/picture">
+          <wp:inline distT="0" distB="0" distL="0" distR="0" wp14:anchorId="3C16BEF7" wp14:editId="4FA8E870">
             <wp:extent cx="5852160" cy="3344091"/>
+            <wp:effectExtent l="0" t="0" r="0" b="0"/>
             <wp:docPr id="4" name="Picture 4"/>
             <wp:cNvGraphicFramePr>
-              <a:graphicFrameLocks noChangeAspect="1"/>
+              <a:graphicFrameLocks xmlns:a="http://schemas.openxmlformats.org/drawingml/2006/main" noChangeAspect="1"/>
             </wp:cNvGraphicFramePr>
-            <a:graphic>
+            <a:graphic xmlns:a="http://schemas.openxmlformats.org/drawingml/2006/main">
               <a:graphicData uri="http://schemas.openxmlformats.org/drawingml/2006/picture">
-                <pic:pic>
+                <pic:pic xmlns:pic="http://schemas.openxmlformats.org/drawingml/2006/picture">
                   <pic:nvPicPr>
                     <pic:cNvPr id="0" name="04_FrmHopDong.png"/>
                     <pic:cNvPicPr/>
                   </pic:nvPicPr>
                   <pic:blipFill>
-                    <a:blip r:embed="rId10"/>
+                    <a:blip r:embed="rId13"/>
                     <a:stretch>
                       <a:fillRect/>
                     </a:stretch>
@@ -11578,7 +11797,9 @@
                       <a:off x="0" y="0"/>
                       <a:ext cx="5852160" cy="3344091"/>
                     </a:xfrm>
-                    <a:prstGeom prst="rect"/>
+                    <a:prstGeom prst="rect">
+                      <a:avLst/>
+                    </a:prstGeom>
                   </pic:spPr>
                 </pic:pic>
               </a:graphicData>
@@ -11589,14 +11810,11 @@
     </w:p>
     <w:p>
       <w:pPr>
-        <w:keepNext w:val="0"/>
         <w:spacing w:after="100" w:line="259" w:lineRule="auto"/>
         <w:jc w:val="center"/>
       </w:pPr>
       <w:r>
         <w:rPr>
-          <w:rFonts w:ascii="Times New Roman" w:hAnsi="Times New Roman"/>
-          <w:b w:val="0"/>
           <w:i/>
           <w:sz w:val="22"/>
         </w:rPr>
@@ -11612,15 +11830,13 @@
       <w:pPr>
         <w:keepNext/>
         <w:spacing w:after="100" w:line="259" w:lineRule="auto"/>
-        <w:jc w:val="left"/>
       </w:pPr>
       <w:r>
         <w:rPr>
-          <w:rFonts w:ascii="Times New Roman" w:hAnsi="Times New Roman"/>
           <w:b/>
-          <w:i w:val="0"/>
           <w:sz w:val="24"/>
         </w:rPr>
+        <w:lastRenderedPageBreak/>
         <w:t>FrmThanhToan</w:t>
       </w:r>
     </w:p>
@@ -11632,9 +11848,6 @@
       </w:pPr>
       <w:r>
         <w:rPr>
-          <w:rFonts w:ascii="Times New Roman" w:hAnsi="Times New Roman"/>
-          <w:b w:val="0"/>
-          <w:i w:val="0"/>
           <w:sz w:val="24"/>
         </w:rPr>
         <w:t>Theo dõi công nợ và ghi nhận số tiền khách hàng thanh toán cho từng khoản thu.</w:t>
@@ -11648,21 +11861,22 @@
       </w:pPr>
       <w:r>
         <w:drawing>
-          <wp:inline xmlns:a="http://schemas.openxmlformats.org/drawingml/2006/main" xmlns:pic="http://schemas.openxmlformats.org/drawingml/2006/picture">
+          <wp:inline distT="0" distB="0" distL="0" distR="0" wp14:anchorId="1DEA014F" wp14:editId="3540E767">
             <wp:extent cx="5852160" cy="3277210"/>
+            <wp:effectExtent l="0" t="0" r="0" b="0"/>
             <wp:docPr id="5" name="Picture 5"/>
             <wp:cNvGraphicFramePr>
-              <a:graphicFrameLocks noChangeAspect="1"/>
+              <a:graphicFrameLocks xmlns:a="http://schemas.openxmlformats.org/drawingml/2006/main" noChangeAspect="1"/>
             </wp:cNvGraphicFramePr>
-            <a:graphic>
+            <a:graphic xmlns:a="http://schemas.openxmlformats.org/drawingml/2006/main">
               <a:graphicData uri="http://schemas.openxmlformats.org/drawingml/2006/picture">
-                <pic:pic>
+                <pic:pic xmlns:pic="http://schemas.openxmlformats.org/drawingml/2006/picture">
                   <pic:nvPicPr>
                     <pic:cNvPr id="0" name="05_FrmThanhToan.png"/>
                     <pic:cNvPicPr/>
                   </pic:nvPicPr>
                   <pic:blipFill>
-                    <a:blip r:embed="rId11"/>
+                    <a:blip r:embed="rId14"/>
                     <a:stretch>
                       <a:fillRect/>
                     </a:stretch>
@@ -11672,7 +11886,9 @@
                       <a:off x="0" y="0"/>
                       <a:ext cx="5852160" cy="3277210"/>
                     </a:xfrm>
-                    <a:prstGeom prst="rect"/>
+                    <a:prstGeom prst="rect">
+                      <a:avLst/>
+                    </a:prstGeom>
                   </pic:spPr>
                 </pic:pic>
               </a:graphicData>
@@ -11683,14 +11899,11 @@
     </w:p>
     <w:p>
       <w:pPr>
-        <w:keepNext w:val="0"/>
         <w:spacing w:after="100" w:line="259" w:lineRule="auto"/>
         <w:jc w:val="center"/>
       </w:pPr>
       <w:r>
         <w:rPr>
-          <w:rFonts w:ascii="Times New Roman" w:hAnsi="Times New Roman"/>
-          <w:b w:val="0"/>
           <w:i/>
           <w:sz w:val="22"/>
         </w:rPr>
@@ -11706,15 +11919,13 @@
       <w:pPr>
         <w:keepNext/>
         <w:spacing w:after="100" w:line="259" w:lineRule="auto"/>
-        <w:jc w:val="left"/>
       </w:pPr>
       <w:r>
         <w:rPr>
-          <w:rFonts w:ascii="Times New Roman" w:hAnsi="Times New Roman"/>
           <w:b/>
-          <w:i w:val="0"/>
           <w:sz w:val="24"/>
         </w:rPr>
+        <w:lastRenderedPageBreak/>
         <w:t>FrmDichVu</w:t>
       </w:r>
     </w:p>
@@ -11726,9 +11937,6 @@
       </w:pPr>
       <w:r>
         <w:rPr>
-          <w:rFonts w:ascii="Times New Roman" w:hAnsi="Times New Roman"/>
-          <w:b w:val="0"/>
-          <w:i w:val="0"/>
           <w:sz w:val="24"/>
         </w:rPr>
         <w:t>Ghi nhận điện, nước, Internet và dịch vụ khác theo tháng để lập hóa đơn vào cuối tháng.</w:t>
@@ -11742,21 +11950,22 @@
       </w:pPr>
       <w:r>
         <w:drawing>
-          <wp:inline xmlns:a="http://schemas.openxmlformats.org/drawingml/2006/main" xmlns:pic="http://schemas.openxmlformats.org/drawingml/2006/picture">
+          <wp:inline distT="0" distB="0" distL="0" distR="0" wp14:anchorId="15FA1AA2" wp14:editId="36DC85E1">
             <wp:extent cx="5852160" cy="3277210"/>
+            <wp:effectExtent l="0" t="0" r="0" b="0"/>
             <wp:docPr id="6" name="Picture 6"/>
             <wp:cNvGraphicFramePr>
-              <a:graphicFrameLocks noChangeAspect="1"/>
+              <a:graphicFrameLocks xmlns:a="http://schemas.openxmlformats.org/drawingml/2006/main" noChangeAspect="1"/>
             </wp:cNvGraphicFramePr>
-            <a:graphic>
+            <a:graphic xmlns:a="http://schemas.openxmlformats.org/drawingml/2006/main">
               <a:graphicData uri="http://schemas.openxmlformats.org/drawingml/2006/picture">
-                <pic:pic>
+                <pic:pic xmlns:pic="http://schemas.openxmlformats.org/drawingml/2006/picture">
                   <pic:nvPicPr>
                     <pic:cNvPr id="0" name="06_FrmDichVu.png"/>
                     <pic:cNvPicPr/>
                   </pic:nvPicPr>
                   <pic:blipFill>
-                    <a:blip r:embed="rId12"/>
+                    <a:blip r:embed="rId15"/>
                     <a:stretch>
                       <a:fillRect/>
                     </a:stretch>
@@ -11766,7 +11975,9 @@
                       <a:off x="0" y="0"/>
                       <a:ext cx="5852160" cy="3277210"/>
                     </a:xfrm>
-                    <a:prstGeom prst="rect"/>
+                    <a:prstGeom prst="rect">
+                      <a:avLst/>
+                    </a:prstGeom>
                   </pic:spPr>
                 </pic:pic>
               </a:graphicData>
@@ -11777,14 +11988,11 @@
     </w:p>
     <w:p>
       <w:pPr>
-        <w:keepNext w:val="0"/>
         <w:spacing w:after="100" w:line="259" w:lineRule="auto"/>
         <w:jc w:val="center"/>
       </w:pPr>
       <w:r>
         <w:rPr>
-          <w:rFonts w:ascii="Times New Roman" w:hAnsi="Times New Roman"/>
-          <w:b w:val="0"/>
           <w:i/>
           <w:sz w:val="22"/>
         </w:rPr>
@@ -11800,15 +12008,13 @@
       <w:pPr>
         <w:keepNext/>
         <w:spacing w:after="100" w:line="259" w:lineRule="auto"/>
-        <w:jc w:val="left"/>
       </w:pPr>
       <w:r>
         <w:rPr>
-          <w:rFonts w:ascii="Times New Roman" w:hAnsi="Times New Roman"/>
           <w:b/>
-          <w:i w:val="0"/>
           <w:sz w:val="24"/>
         </w:rPr>
+        <w:lastRenderedPageBreak/>
         <w:t>FrmGiaHan</w:t>
       </w:r>
     </w:p>
@@ -11820,9 +12026,6 @@
       </w:pPr>
       <w:r>
         <w:rPr>
-          <w:rFonts w:ascii="Times New Roman" w:hAnsi="Times New Roman"/>
-          <w:b w:val="0"/>
-          <w:i w:val="0"/>
           <w:sz w:val="24"/>
         </w:rPr>
         <w:t>Lập phiếu gia hạn sau khi kiểm tra giới hạn thời gian gia hạn và tình trạng công nợ.</w:t>
@@ -11836,21 +12039,22 @@
       </w:pPr>
       <w:r>
         <w:drawing>
-          <wp:inline xmlns:a="http://schemas.openxmlformats.org/drawingml/2006/main" xmlns:pic="http://schemas.openxmlformats.org/drawingml/2006/picture">
+          <wp:inline distT="0" distB="0" distL="0" distR="0" wp14:anchorId="4508D816" wp14:editId="7F56AB8A">
             <wp:extent cx="5852160" cy="3307743"/>
+            <wp:effectExtent l="0" t="0" r="0" b="0"/>
             <wp:docPr id="7" name="Picture 7"/>
             <wp:cNvGraphicFramePr>
-              <a:graphicFrameLocks noChangeAspect="1"/>
+              <a:graphicFrameLocks xmlns:a="http://schemas.openxmlformats.org/drawingml/2006/main" noChangeAspect="1"/>
             </wp:cNvGraphicFramePr>
-            <a:graphic>
+            <a:graphic xmlns:a="http://schemas.openxmlformats.org/drawingml/2006/main">
               <a:graphicData uri="http://schemas.openxmlformats.org/drawingml/2006/picture">
-                <pic:pic>
+                <pic:pic xmlns:pic="http://schemas.openxmlformats.org/drawingml/2006/picture">
                   <pic:nvPicPr>
                     <pic:cNvPr id="0" name="07_FrmGiaHan.png"/>
                     <pic:cNvPicPr/>
                   </pic:nvPicPr>
                   <pic:blipFill>
-                    <a:blip r:embed="rId13"/>
+                    <a:blip r:embed="rId16"/>
                     <a:stretch>
                       <a:fillRect/>
                     </a:stretch>
@@ -11860,7 +12064,9 @@
                       <a:off x="0" y="0"/>
                       <a:ext cx="5852160" cy="3307743"/>
                     </a:xfrm>
-                    <a:prstGeom prst="rect"/>
+                    <a:prstGeom prst="rect">
+                      <a:avLst/>
+                    </a:prstGeom>
                   </pic:spPr>
                 </pic:pic>
               </a:graphicData>
@@ -11871,14 +12077,11 @@
     </w:p>
     <w:p>
       <w:pPr>
-        <w:keepNext w:val="0"/>
         <w:spacing w:after="100" w:line="259" w:lineRule="auto"/>
         <w:jc w:val="center"/>
       </w:pPr>
       <w:r>
         <w:rPr>
-          <w:rFonts w:ascii="Times New Roman" w:hAnsi="Times New Roman"/>
-          <w:b w:val="0"/>
           <w:i/>
           <w:sz w:val="22"/>
         </w:rPr>
@@ -11894,15 +12097,13 @@
       <w:pPr>
         <w:keepNext/>
         <w:spacing w:after="100" w:line="259" w:lineRule="auto"/>
-        <w:jc w:val="left"/>
       </w:pPr>
       <w:r>
         <w:rPr>
-          <w:rFonts w:ascii="Times New Roman" w:hAnsi="Times New Roman"/>
           <w:b/>
-          <w:i w:val="0"/>
           <w:sz w:val="24"/>
         </w:rPr>
+        <w:lastRenderedPageBreak/>
         <w:t>FrmNhanVien</w:t>
       </w:r>
     </w:p>
@@ -11914,9 +12115,6 @@
       </w:pPr>
       <w:r>
         <w:rPr>
-          <w:rFonts w:ascii="Times New Roman" w:hAnsi="Times New Roman"/>
-          <w:b w:val="0"/>
-          <w:i w:val="0"/>
           <w:sz w:val="24"/>
         </w:rPr>
         <w:t>Quản lý công ty thuê và nhân viên đang làm việc tại các phòng trong cao ốc.</w:t>
@@ -11930,21 +12128,22 @@
       </w:pPr>
       <w:r>
         <w:drawing>
-          <wp:inline xmlns:a="http://schemas.openxmlformats.org/drawingml/2006/main" xmlns:pic="http://schemas.openxmlformats.org/drawingml/2006/picture">
+          <wp:inline distT="0" distB="0" distL="0" distR="0" wp14:anchorId="3AFFCE62" wp14:editId="029D6C2F">
             <wp:extent cx="5852160" cy="3277210"/>
+            <wp:effectExtent l="0" t="0" r="0" b="0"/>
             <wp:docPr id="8" name="Picture 8"/>
             <wp:cNvGraphicFramePr>
-              <a:graphicFrameLocks noChangeAspect="1"/>
+              <a:graphicFrameLocks xmlns:a="http://schemas.openxmlformats.org/drawingml/2006/main" noChangeAspect="1"/>
             </wp:cNvGraphicFramePr>
-            <a:graphic>
+            <a:graphic xmlns:a="http://schemas.openxmlformats.org/drawingml/2006/main">
               <a:graphicData uri="http://schemas.openxmlformats.org/drawingml/2006/picture">
-                <pic:pic>
+                <pic:pic xmlns:pic="http://schemas.openxmlformats.org/drawingml/2006/picture">
                   <pic:nvPicPr>
                     <pic:cNvPr id="0" name="08_FrmNhanVien.png"/>
                     <pic:cNvPicPr/>
                   </pic:nvPicPr>
                   <pic:blipFill>
-                    <a:blip r:embed="rId14"/>
+                    <a:blip r:embed="rId17"/>
                     <a:stretch>
                       <a:fillRect/>
                     </a:stretch>
@@ -11954,7 +12153,9 @@
                       <a:off x="0" y="0"/>
                       <a:ext cx="5852160" cy="3277210"/>
                     </a:xfrm>
-                    <a:prstGeom prst="rect"/>
+                    <a:prstGeom prst="rect">
+                      <a:avLst/>
+                    </a:prstGeom>
                   </pic:spPr>
                 </pic:pic>
               </a:graphicData>
@@ -11965,14 +12166,11 @@
     </w:p>
     <w:p>
       <w:pPr>
-        <w:keepNext w:val="0"/>
         <w:spacing w:after="100" w:line="259" w:lineRule="auto"/>
         <w:jc w:val="center"/>
       </w:pPr>
       <w:r>
         <w:rPr>
-          <w:rFonts w:ascii="Times New Roman" w:hAnsi="Times New Roman"/>
-          <w:b w:val="0"/>
           <w:i/>
           <w:sz w:val="22"/>
         </w:rPr>
@@ -11988,15 +12186,13 @@
       <w:pPr>
         <w:keepNext/>
         <w:spacing w:after="100" w:line="259" w:lineRule="auto"/>
-        <w:jc w:val="left"/>
       </w:pPr>
       <w:r>
         <w:rPr>
-          <w:rFonts w:ascii="Times New Roman" w:hAnsi="Times New Roman"/>
           <w:b/>
-          <w:i w:val="0"/>
           <w:sz w:val="24"/>
         </w:rPr>
+        <w:lastRenderedPageBreak/>
         <w:t>FrmTheGiuXe</w:t>
       </w:r>
     </w:p>
@@ -12008,9 +12204,6 @@
       </w:pPr>
       <w:r>
         <w:rPr>
-          <w:rFonts w:ascii="Times New Roman" w:hAnsi="Times New Roman"/>
-          <w:b w:val="0"/>
-          <w:i w:val="0"/>
           <w:sz w:val="24"/>
         </w:rPr>
         <w:t>Cấp thẻ giữ xe cho nhân viên, liên kết thẻ với biển số và loại phương tiện.</w:t>
@@ -12024,21 +12217,22 @@
       </w:pPr>
       <w:r>
         <w:drawing>
-          <wp:inline xmlns:a="http://schemas.openxmlformats.org/drawingml/2006/main" xmlns:pic="http://schemas.openxmlformats.org/drawingml/2006/picture">
+          <wp:inline distT="0" distB="0" distL="0" distR="0" wp14:anchorId="6C4BEDBC" wp14:editId="37EC3B03">
             <wp:extent cx="5852160" cy="3203288"/>
+            <wp:effectExtent l="0" t="0" r="0" b="0"/>
             <wp:docPr id="9" name="Picture 9"/>
             <wp:cNvGraphicFramePr>
-              <a:graphicFrameLocks noChangeAspect="1"/>
+              <a:graphicFrameLocks xmlns:a="http://schemas.openxmlformats.org/drawingml/2006/main" noChangeAspect="1"/>
             </wp:cNvGraphicFramePr>
-            <a:graphic>
+            <a:graphic xmlns:a="http://schemas.openxmlformats.org/drawingml/2006/main">
               <a:graphicData uri="http://schemas.openxmlformats.org/drawingml/2006/picture">
-                <pic:pic>
+                <pic:pic xmlns:pic="http://schemas.openxmlformats.org/drawingml/2006/picture">
                   <pic:nvPicPr>
                     <pic:cNvPr id="0" name="09_FrmTheGiuXe.png"/>
                     <pic:cNvPicPr/>
                   </pic:nvPicPr>
                   <pic:blipFill>
-                    <a:blip r:embed="rId15"/>
+                    <a:blip r:embed="rId18"/>
                     <a:stretch>
                       <a:fillRect/>
                     </a:stretch>
@@ -12048,7 +12242,9 @@
                       <a:off x="0" y="0"/>
                       <a:ext cx="5852160" cy="3203288"/>
                     </a:xfrm>
-                    <a:prstGeom prst="rect"/>
+                    <a:prstGeom prst="rect">
+                      <a:avLst/>
+                    </a:prstGeom>
                   </pic:spPr>
                 </pic:pic>
               </a:graphicData>
@@ -12059,14 +12255,11 @@
     </w:p>
     <w:p>
       <w:pPr>
-        <w:keepNext w:val="0"/>
         <w:spacing w:after="100" w:line="259" w:lineRule="auto"/>
         <w:jc w:val="center"/>
       </w:pPr>
       <w:r>
         <w:rPr>
-          <w:rFonts w:ascii="Times New Roman" w:hAnsi="Times New Roman"/>
-          <w:b w:val="0"/>
           <w:i/>
           <w:sz w:val="22"/>
         </w:rPr>
@@ -12082,15 +12275,13 @@
       <w:pPr>
         <w:keepNext/>
         <w:spacing w:after="100" w:line="259" w:lineRule="auto"/>
-        <w:jc w:val="left"/>
       </w:pPr>
       <w:r>
         <w:rPr>
-          <w:rFonts w:ascii="Times New Roman" w:hAnsi="Times New Roman"/>
           <w:b/>
-          <w:i w:val="0"/>
           <w:sz w:val="24"/>
         </w:rPr>
+        <w:lastRenderedPageBreak/>
         <w:t>FrmKiemTra</w:t>
       </w:r>
     </w:p>
@@ -12102,9 +12293,6 @@
       </w:pPr>
       <w:r>
         <w:rPr>
-          <w:rFonts w:ascii="Times New Roman" w:hAnsi="Times New Roman"/>
-          <w:b w:val="0"/>
-          <w:i w:val="0"/>
           <w:sz w:val="24"/>
         </w:rPr>
         <w:t>Lập biên bản kiểm tra tình trạng phòng và làm căn cứ ghi nhận xử phạt khi có vi phạm.</w:t>
@@ -12118,21 +12306,22 @@
       </w:pPr>
       <w:r>
         <w:drawing>
-          <wp:inline xmlns:a="http://schemas.openxmlformats.org/drawingml/2006/main" xmlns:pic="http://schemas.openxmlformats.org/drawingml/2006/picture">
+          <wp:inline distT="0" distB="0" distL="0" distR="0" wp14:anchorId="7CA0BA47" wp14:editId="3D172DFA">
             <wp:extent cx="5852160" cy="3277210"/>
+            <wp:effectExtent l="0" t="0" r="0" b="0"/>
             <wp:docPr id="10" name="Picture 10"/>
             <wp:cNvGraphicFramePr>
-              <a:graphicFrameLocks noChangeAspect="1"/>
+              <a:graphicFrameLocks xmlns:a="http://schemas.openxmlformats.org/drawingml/2006/main" noChangeAspect="1"/>
             </wp:cNvGraphicFramePr>
-            <a:graphic>
+            <a:graphic xmlns:a="http://schemas.openxmlformats.org/drawingml/2006/main">
               <a:graphicData uri="http://schemas.openxmlformats.org/drawingml/2006/picture">
-                <pic:pic>
+                <pic:pic xmlns:pic="http://schemas.openxmlformats.org/drawingml/2006/picture">
                   <pic:nvPicPr>
                     <pic:cNvPr id="0" name="10_FrmKiemTra.png"/>
                     <pic:cNvPicPr/>
                   </pic:nvPicPr>
                   <pic:blipFill>
-                    <a:blip r:embed="rId16"/>
+                    <a:blip r:embed="rId19"/>
                     <a:stretch>
                       <a:fillRect/>
                     </a:stretch>
@@ -12142,7 +12331,9 @@
                       <a:off x="0" y="0"/>
                       <a:ext cx="5852160" cy="3277210"/>
                     </a:xfrm>
-                    <a:prstGeom prst="rect"/>
+                    <a:prstGeom prst="rect">
+                      <a:avLst/>
+                    </a:prstGeom>
                   </pic:spPr>
                 </pic:pic>
               </a:graphicData>
@@ -12153,14 +12344,11 @@
     </w:p>
     <w:p>
       <w:pPr>
-        <w:keepNext w:val="0"/>
         <w:spacing w:after="100" w:line="259" w:lineRule="auto"/>
         <w:jc w:val="center"/>
       </w:pPr>
       <w:r>
         <w:rPr>
-          <w:rFonts w:ascii="Times New Roman" w:hAnsi="Times New Roman"/>
-          <w:b w:val="0"/>
           <w:i/>
           <w:sz w:val="22"/>
         </w:rPr>
@@ -13084,6 +13272,7 @@
         </w:tc>
       </w:tr>
     </w:tbl>
+    <w:p/>
     <w:sectPr>
       <w:pgSz w:w="12240" w:h="15840"/>
       <w:pgMar w:top="1134" w:right="1134" w:bottom="1134" w:left="1701" w:header="709" w:footer="709" w:gutter="0"/>
@@ -14007,7 +14196,6 @@
   <w:style w:type="character" w:default="1" w:styleId="DefaultParagraphFont">
     <w:name w:val="Default Paragraph Font"/>
     <w:uiPriority w:val="1"/>
-    <w:semiHidden/>
     <w:unhideWhenUsed/>
   </w:style>
   <w:style w:type="table" w:default="1" w:styleId="TableNormal">
